--- a/docs/nowhere_report.docx
+++ b/docs/nowhere_report.docx
@@ -308,7 +308,19 @@
           <w:sz w:val="22"/>
           <w:szCs w:val="22"/>
         </w:rPr>
-        <w:t xml:space="preserve">CBNU SW캡스톤 졸업 프로젝트 “Nowhere”는 Geofence로 현장 인증된 유저들의 동의·반대 투표를 바탕으로 제보자의 Trust Score를 조정하는 Peer Review 시스템을 갖추고 있다. 그러나 서비스가 아직 런칭 전이라 실사용자 데이터가 없어, Trust Score의 반대(disagree) 임계값(현재 설계: 3개 초과분마다 감점)이 실제로 합리적인 값인지 검증할 근거가 없는 상태였다.</w:t>
+        <w:t xml:space="preserve">CBNU SW캡스톤 졸업 프로젝트 “Nowhere”는 Geofence로 현장 인증된 유저들의 동의·반대 투표를 바탕으로 제보자의 Trust Score를 조정하는 Peer Review 시스템을 갖추고 있다. 실제 서비스의 검증 흐름은 다음과 같다: 사용자 A가 혼잡도를 제보하면 지도에 즉시 반영되고, 근처의 다른 사용자 B·C·D가 장소 상세 화면에서 “맞아요/틀려요”로 검증하며, 이 변경 사항은 SSE(Server-Sent Events)로 접속 중인 모든 클라이언트에 실시간 브로드캐스트된다. 제보가 만료되면 서버가 배치로 제보자의 Trust Score를 자동 갱신한다.</w:t>
+      </w:r>
+    </w:p>
+    <w:p>
+      <w:pPr>
+        <w:spacing w:after="150"/>
+      </w:pPr>
+      <w:r>
+        <w:rPr>
+          <w:sz w:val="22"/>
+          <w:szCs w:val="22"/>
+        </w:rPr>
+        <w:t xml:space="preserve">그러나 서비스가 아직 런칭 전이라 실사용자 데이터가 없어, Trust Score의 반대(disagree) 임계값이 실제로 합리적인 값인지 검증할 근거가 없는 상태였다. 실제로 팀 내부 스펙 문서(peer-review-spec.md)도 v1.0(초안)에서 v1.2(구현 반영)까지 이 계산식을 두 차례 수정한 이력이 있어, 이 질문 자체가 팀이 계속 고민해 온 살아있는 문제임을 보여준다.</w:t>
       </w:r>
     </w:p>
     <w:p>
@@ -457,7 +469,7 @@
           <w:sz w:val="22"/>
           <w:szCs w:val="22"/>
         </w:rPr>
-        <w:t xml:space="preserve">Nowhere의 Peer Review 정책(“반대 3개 이상이면 감점”)은 팀이 최종발표에서 “추후 실제 사용자 데이터를 분석해 최적의 수치로 고도화하겠다”고 공언한 항목이다. 본 프로젝트는 그 로드맵을 서비스 런칭 전에 시뮬레이션으로 선제 검증한다는 명확한 문제의식에서 출발했다.</w:t>
+        <w:t xml:space="preserve">Nowhere의 Peer Review 정책(“반대가 임계값 이상이면 감점”)은 팀이 최종발표에서 “추후 실제 사용자 데이터를 분석해 최적의 수치로 고도화하겠다”고 공언한 항목이다. 본 프로젝트는 그 로드맵을 서비스 런칭 전에 시뮬레이션으로 선제 검증한다는 명확한 문제의식에서 출발했다.</w:t>
       </w:r>
     </w:p>
     <w:p>
@@ -481,7 +493,19 @@
           <w:sz w:val="22"/>
           <w:szCs w:val="22"/>
         </w:rPr>
-        <w:t xml:space="preserve">데이터가 없는 콜드스타트 상황이라는 제약을 “합성 데이터로 파이프라인을 미리 검증하고, 런칭 후 실데이터로 재조정한다”는 명확한 전략으로 정면 돌파했다는 점이 본 프로젝트 기획의 핵심이다.</w:t>
+        <w:t xml:space="preserve">데이터가 없는 콜드스타트 상황이라는 제약을 “합성 데이터로 파이프라인을 미리 검증하고, 런칭 후 실데이터로 재조정한다”는 명확한 전략으로 정면 돌파했다는 점이 본 프로젝트 기획의 핵심이다. 다만 정책 재조정은 상시 자동화 대상이 아니라, 실사용자 데이터가 일정 규모(예: 유저 100명·제보 1,000건) 이상 누적된 시점에 파이프라인을 실행하고 팀 내부 검토를 거쳐 패치로 반영하는 방식을 전제로 설계했다 — 서비스 내부 로직이 상시 변동되면 사용자 경험이 들쑥날쑥해지고 문제 발생 시 원인 추적도 어려워지기 때문이다.</w:t>
+      </w:r>
+    </w:p>
+    <w:p>
+      <w:pPr>
+        <w:spacing w:after="150"/>
+      </w:pPr>
+      <w:r>
+        <w:rPr>
+          <w:sz w:val="22"/>
+          <w:szCs w:val="22"/>
+        </w:rPr>
+        <w:t xml:space="preserve">서비스 확장 관점에서도 계획 단계의 고려사항을 반영했다. 졸업 프로젝트의 실서비스 백엔드는 AWS EC2 + Docker Compose(AWS RDS 기반)로 설계되어 있는 반면, 본 파이프라인은 학교 산학협력 사업단을 통해 자원을 확보하기 용이한 OCI 위에 구축했다. 두 클라우드가 분리되는 상황을 대비해, 운영 DB는 AWS에 유지하고 파이프라인은 주기적 스냅샷(데이터 덤프)만 받아 분석하는 구조를 향후 방향으로 설정했다 — 매 분석마다 크로스 클라우드로 실시간 쿼리를 보내면 네트워크 레이턴시와 AWS 데이터 이그레스 비용이 누적되기 때문이다. 이 구조는 6번 한계점의 컨테이너화 설계와도 연결된다.</w:t>
       </w:r>
     </w:p>
     <w:p>
@@ -1437,7 +1461,7 @@
           <w:sz w:val="22"/>
           <w:szCs w:val="22"/>
         </w:rPr>
-        <w:t xml:space="preserve">가중치 알고리즘 미구현: “고신뢰 유저 제보에 더 큰 영향력을 부여”하는 가중 투표 알고리즘은 본 프로젝트 범위를 벗어나며, 시뮬레이션 근거 제시까지만 다룸</w:t>
+        <w:t xml:space="preserve">혼잡도 표현 단순화: 실제 서비스의 혼잡도는 LOW/MEDIUM/HIGH 3단계 카테고리이나, 본 시뮬레이션은 통계 분석의 편의를 위해 1~5 척도로 근사했다. 팀 내부 스펙 문서와 대조해 확인한 차이이며, 향후 재시뮬레이션 시 카테고리 체계를 그대로 반영할 예정</w:t>
       </w:r>
     </w:p>
     <w:p>
@@ -1454,7 +1478,7 @@
           <w:sz w:val="22"/>
           <w:szCs w:val="22"/>
         </w:rPr>
-        <w:t xml:space="preserve">공간별 차등 임계점: 현재는 전역 단일 임계값을 검증했으나, geofence 반경이 이미 장소 카테고리별로 차등 적용된 것처럼, 향후 장소별로 다른 Trust Score 임계값을 적용하는 방안을 검토할 수 있음</w:t>
+        <w:t xml:space="preserve">Trust Score 파라미터의 시점 차이: 본 시뮬레이션은 팀이 논의 중인 확장 설계(기본점수 50·만점 100·동의 반영 +1)를 기준으로 하며, 이는 현재 배포된 코드(기본값 0·동의 미반영)와 다르다. 두 값 모두 팀 내부적으로 검토된 사항이며, 본 프로젝트는 팀이 지향하는 다음 단계 설계를 검증 대상으로 삼았다</w:t>
       </w:r>
     </w:p>
     <w:p>
@@ -1471,7 +1495,7 @@
           <w:sz w:val="22"/>
           <w:szCs w:val="22"/>
         </w:rPr>
-        <w:t xml:space="preserve">날씨-혼잡도 상관관계: 수집 기간이 짧아 통계적으로 유의미한 분석에는 한계가 있으며, 장기 수집 시 더 신뢰도 높은 분석이 가능할 것으로 예상</w:t>
+        <w:t xml:space="preserve">가중치 알고리즘 미구현: “고신뢰 유저 제보에 더 큰 영향력을 부여”하는 가중 투표 알고리즘은 본 프로젝트 범위를 벗어나며, 시뮬레이션 근거 제시까지만 다룸</w:t>
       </w:r>
     </w:p>
     <w:p>
@@ -1488,7 +1512,41 @@
           <w:sz w:val="22"/>
           <w:szCs w:val="22"/>
         </w:rPr>
-        <w:t xml:space="preserve">이식성: 향후 실사용자 환경 이전을 대비해 Docker Compose 기반 컨테이너화 설계를 별도로 마련해 저장소에 포함함 (설계 수준, 실제 동작 검증 미수행)</w:t>
+        <w:t xml:space="preserve">공간별 차등 임계점: 현재는 전역 단일 임계값을 검증했으나, geofence 반경이 이미 장소 카테고리별로 차등 적용된 것처럼, 향후 장소별로 다른 Trust Score 임계값을 적용하는 방안을 검토할 수 있음</w:t>
+      </w:r>
+    </w:p>
+    <w:p>
+      <w:pPr>
+        <w:pStyle w:val="ListParagraph"/>
+        <w:numPr>
+          <w:ilvl w:val="0"/>
+          <w:numId w:val="2"/>
+        </w:numPr>
+        <w:spacing w:after="70"/>
+      </w:pPr>
+      <w:r>
+        <w:rPr>
+          <w:sz w:val="22"/>
+          <w:szCs w:val="22"/>
+        </w:rPr>
+        <w:t xml:space="preserve">날씨-혼잡도 상관관계: 수집 기간이 짧아 통계적으로 유의미한 분석에는 한계가 있으며, 장기 수집 시 더 신뢰도 높은 분석이 가능할 것으로 예상</w:t>
+      </w:r>
+    </w:p>
+    <w:p>
+      <w:pPr>
+        <w:pStyle w:val="ListParagraph"/>
+        <w:numPr>
+          <w:ilvl w:val="0"/>
+          <w:numId w:val="2"/>
+        </w:numPr>
+        <w:spacing w:after="70"/>
+      </w:pPr>
+      <w:r>
+        <w:rPr>
+          <w:sz w:val="22"/>
+          <w:szCs w:val="22"/>
+        </w:rPr>
+        <w:t xml:space="preserve">이식성: 향후 실사용자 환경 이전을 대비해 Docker Compose 기반 컨테이너화 설계를 별도로 마련해 저장소에 포함함 (설계 수준, 실제 동작 검증 미수행). 실서비스가 AWS, 파이프라인이 OCI로 클라우드가 분리될 경우를 대비해 주기적 데이터 스냅샷 기반 분석 구조를 향후 방향으로 설정함</w:t>
       </w:r>
     </w:p>
     <w:p>
